--- a/content/Bios/Roger_Kinney.docx
+++ b/content/Bios/Roger_Kinney.docx
@@ -1,378 +1,8 @@
 
 <file path=word/document.xml><?xml version="1.0" encoding="utf-8"?>
-<w:document xmlns:w14="http://schemas.microsoft.com/office/word/2010/wordml" xmlns:wp14="http://schemas.microsoft.com/office/word/2010/wordprocessingDrawing" xmlns:w="http://schemas.openxmlformats.org/wordprocessingml/2006/main" xmlns:m="http://schemas.openxmlformats.org/officeDocument/2006/math" xmlns:r="http://schemas.openxmlformats.org/officeDocument/2006/relationships" xmlns:o="urn:schemas-microsoft-com:office:office" xmlns:v="urn:schemas-microsoft-com:vml" xmlns:w10="urn:schemas-microsoft-com:office:word" xmlns:a="http://schemas.openxmlformats.org/drawingml/2006/main" xmlns:pic="http://schemas.openxmlformats.org/drawingml/2006/picture" xmlns:wp="http://schemas.openxmlformats.org/drawingml/2006/wordprocessingDrawing" xmlns:mc="http://schemas.openxmlformats.org/markup-compatibility/2006" mc:Ignorable="w14 wp14">
+<w:document xmlns:ns1="http://schemas.openxmlformats.org/markup-compatibility/2006" xmlns:ns2="http://schemas.microsoft.com/office/word/2010/wordml" xmlns:w="http://schemas.openxmlformats.org/wordprocessingml/2006/main" ns1:Ignorable="w14 wp14">
   <w:body>
-    <w:p xmlns:wp14="http://schemas.microsoft.com/office/word/2010/wordml" wp14:textId="77777777">
-      <w:pPr>
-        <w:pStyle w:val="FirstParagraph"/>
-      </w:pPr>
-      <w:r>
-        <w:rPr/>
-        <w:t>1993 Hall of Fame Inductee Roger Kinney – Denver</w:t>
-      </w:r>
-      <w:r>
-        <w:rPr/>
-        <w:t xml:space="preserve"> </w:t>
-      </w:r>
-      <w:r>
-        <w:rPr/>
-        <w:t xml:space="preserve">Colorado has been a part of Roger Kinney’s life </w:t>
-      </w:r>
-      <w:r>
-        <w:rPr/>
-        <w:t>from</w:t>
-      </w:r>
-      <w:r>
-        <w:rPr/>
-        <w:t xml:space="preserve"> day one!</w:t>
-      </w:r>
-      <w:r>
-        <w:rPr/>
-        <w:t xml:space="preserve"> </w:t>
-      </w:r>
-      <w:r>
-        <w:rPr/>
-        <w:t>Born and raised in Denver, Roger’s involvement in sports started in the early 1950s as a standout</w:t>
-      </w:r>
-      <w:r>
-        <w:rPr/>
-        <w:t xml:space="preserve"> </w:t>
-      </w:r>
-      <w:r>
-        <w:rPr/>
-        <w:t>basketball and baseball player at East High School where he led the city’s prep league in batting. He</w:t>
-      </w:r>
-      <w:r>
-        <w:rPr/>
-        <w:t xml:space="preserve"> </w:t>
-      </w:r>
-      <w:r>
-        <w:rPr/>
-        <w:t>continued his baseball career at the University of Colorado where he earned a bachelor’s degree in</w:t>
-      </w:r>
-      <w:r>
-        <w:rPr/>
-        <w:t xml:space="preserve"> </w:t>
-      </w:r>
-      <w:r>
-        <w:rPr/>
-        <w:t>1960.</w:t>
-      </w:r>
-      <w:r>
-        <w:rPr/>
-        <w:t xml:space="preserve"> </w:t>
-      </w:r>
-      <w:r>
-        <w:rPr/>
-        <w:t>An accountant with a master’s degree from the University of Denver in 1964, Roger started his “behind</w:t>
-      </w:r>
-      <w:r>
-        <w:rPr/>
-        <w:t xml:space="preserve"> </w:t>
-      </w:r>
-      <w:r>
-        <w:rPr/>
-        <w:t>the scenes” involvement in the Colorado sporting community in the 1960s as a member of the Metro</w:t>
-      </w:r>
-      <w:r>
-        <w:rPr/>
-        <w:t xml:space="preserve"> </w:t>
-      </w:r>
-      <w:r>
-        <w:rPr/>
-        <w:t>Sports Committee.</w:t>
-      </w:r>
-      <w:r>
-        <w:rPr/>
-        <w:t xml:space="preserve"> </w:t>
-      </w:r>
-      <w:r>
-        <w:rPr/>
-        <w:t>After assuming the leadership of the Metro Sports Committee along with becoming the president of the</w:t>
-      </w:r>
-      <w:r>
-        <w:rPr/>
-        <w:t xml:space="preserve"> </w:t>
-      </w:r>
-      <w:r>
-        <w:rPr/>
-        <w:t>Colorado Sports Hall of Fame, Roger organized the effort to bring the NCAA national basketball</w:t>
-      </w:r>
-      <w:r>
-        <w:rPr/>
-        <w:t xml:space="preserve"> </w:t>
-      </w:r>
-      <w:r>
-        <w:rPr/>
-        <w:t>tournament to Denver and McNichols Sports Arena.</w:t>
-      </w:r>
-      <w:r>
-        <w:rPr/>
-        <w:t xml:space="preserve"> </w:t>
-      </w:r>
-      <w:r>
-        <w:rPr/>
-        <w:t>With the help of Colorado Sports Hall of Famers Vince Boryla, Eddie Crowder and Bill Daniels along with</w:t>
-      </w:r>
-      <w:r>
-        <w:rPr/>
-        <w:t xml:space="preserve"> </w:t>
-      </w:r>
-      <w:r>
-        <w:rPr/>
-        <w:t>the likes of President Gerald Ford, Mayor Federico Peña, Johnny Dee, Dick Eicher, Arnie Ferrin and Bob</w:t>
-      </w:r>
-      <w:r>
-        <w:rPr/>
-        <w:t xml:space="preserve"> </w:t>
-      </w:r>
-      <w:r>
-        <w:rPr/>
-        <w:t>Lee, Roger’s stewardship led to Denver’s hosting NCAA regionals in 1985 and 1989 before staging the</w:t>
-      </w:r>
-      <w:r>
-        <w:rPr/>
-        <w:t xml:space="preserve"> </w:t>
-      </w:r>
-      <w:r>
-        <w:rPr/>
-        <w:t>“Final Four” in 1990.</w:t>
-      </w:r>
-      <w:r>
-        <w:rPr/>
-        <w:t xml:space="preserve"> </w:t>
-      </w:r>
-      <w:r>
-        <w:rPr/>
-        <w:t>“We wanted to do something to put Denver back into the national spotlight after we had turned down</w:t>
-      </w:r>
-      <w:r>
-        <w:rPr/>
-        <w:t xml:space="preserve"> </w:t>
-      </w:r>
-      <w:r>
-        <w:rPr/>
-        <w:t>the 1976 Winter Olympics,” said Roger in a 2010 Denver Post article by Irv Moss. “We were told to try to</w:t>
-      </w:r>
-      <w:r>
-        <w:rPr/>
-        <w:t xml:space="preserve"> </w:t>
-      </w:r>
-      <w:r>
-        <w:rPr/>
-        <w:t>do something special with our bid. We had a committee member hand-carry our bid and personally</w:t>
-      </w:r>
-      <w:r>
-        <w:rPr/>
-        <w:t xml:space="preserve"> </w:t>
-      </w:r>
-      <w:r>
-        <w:rPr/>
-        <w:t>present it to each of the selection committee members.”</w:t>
-      </w:r>
-      <w:r>
-        <w:rPr/>
-        <w:t xml:space="preserve"> </w:t>
-      </w:r>
-      <w:r>
-        <w:rPr/>
-        <w:t>Roger’s Metro Sports Committee involvement also led him to his contributions in bringing a Major</w:t>
-      </w:r>
-      <w:r>
-        <w:rPr/>
-        <w:t xml:space="preserve"> </w:t>
-      </w:r>
-      <w:r>
-        <w:rPr/>
-        <w:t>League Baseball franchise to the “Centennial State</w:t>
-      </w:r>
-      <w:r>
-        <w:rPr/>
-        <w:t>”.</w:t>
-      </w:r>
-      <w:r>
-        <w:rPr/>
-        <w:t xml:space="preserve"> He was a member of the Metro Stadium Authority</w:t>
-      </w:r>
-      <w:r>
-        <w:rPr/>
-        <w:t xml:space="preserve"> </w:t>
-      </w:r>
-      <w:r>
-        <w:rPr/>
-        <w:t>along with being the executive director of the Denver Baseball Commission.</w:t>
-      </w:r>
-      <w:r>
-        <w:rPr/>
-        <w:t xml:space="preserve"> </w:t>
-      </w:r>
-      <w:r>
-        <w:rPr/>
-        <w:t>Once MLB awarded Denver a franchise in 1991, Roger became the first employee of the Colorado</w:t>
-      </w:r>
-      <w:r>
-        <w:rPr/>
-        <w:t xml:space="preserve"> </w:t>
-      </w:r>
-      <w:r>
-        <w:rPr/>
-        <w:t>Rockies where he served as the club’s executive director of the Colorado Rockies Foundation and</w:t>
-      </w:r>
-      <w:r>
-        <w:rPr/>
-        <w:t xml:space="preserve"> </w:t>
-      </w:r>
-      <w:r>
-        <w:rPr/>
-        <w:t>director of Community Outreach Programs until 2003.</w:t>
-      </w:r>
-      <w:r>
-        <w:rPr/>
-        <w:t xml:space="preserve"> </w:t>
-      </w:r>
-      <w:r>
-        <w:rPr/>
-        <w:t>“The baseball campaign was different,” Kinney said in the Denver Post article. “In both cases, we had</w:t>
-      </w:r>
-      <w:r>
-        <w:rPr/>
-        <w:t xml:space="preserve"> </w:t>
-      </w:r>
-      <w:r>
-        <w:rPr/>
-        <w:t>well-meaning people, and everybody worked together. The Final Four is the greatest basketball</w:t>
-      </w:r>
-      <w:r>
-        <w:rPr/>
-        <w:t xml:space="preserve"> </w:t>
-      </w:r>
-      <w:r>
-        <w:rPr/>
-        <w:t xml:space="preserve">tournament in the world. </w:t>
-      </w:r>
-      <w:r>
-        <w:rPr/>
-        <w:t>Major-league</w:t>
-      </w:r>
-      <w:r>
-        <w:rPr/>
-        <w:t xml:space="preserve"> </w:t>
-      </w:r>
-      <w:r>
-        <w:rPr/>
-        <w:t>baseball</w:t>
-      </w:r>
-      <w:r>
-        <w:rPr/>
-        <w:t xml:space="preserve"> has been a reward for Denver. The impact of the two</w:t>
-      </w:r>
-      <w:r>
-        <w:rPr/>
-        <w:t xml:space="preserve"> </w:t>
-      </w:r>
-      <w:r>
-        <w:rPr/>
-        <w:t>has been pretty darn exciting.”</w:t>
-      </w:r>
-      <w:r>
-        <w:rPr/>
-        <w:t xml:space="preserve"> </w:t>
-      </w:r>
-      <w:r>
-        <w:rPr/>
-        <w:t xml:space="preserve">Roger said his “accounting </w:t>
-      </w:r>
-      <w:r>
-        <w:rPr/>
-        <w:t>background</w:t>
-      </w:r>
-      <w:r>
-        <w:rPr/>
-        <w:t xml:space="preserve"> had led me into a community service project where I could</w:t>
-      </w:r>
-      <w:r>
-        <w:rPr/>
-        <w:t xml:space="preserve"> </w:t>
-      </w:r>
-      <w:r>
-        <w:rPr/>
-        <w:t>combine business with my passion for sports. I know that that the success of the national basketball</w:t>
-      </w:r>
-      <w:r>
-        <w:rPr/>
-        <w:t xml:space="preserve"> </w:t>
-      </w:r>
-      <w:r>
-        <w:rPr/>
-        <w:t xml:space="preserve">tournaments had a positive impact for Denver, especially for future sports events, </w:t>
-      </w:r>
-      <w:r>
-        <w:rPr/>
-        <w:t>tourism</w:t>
-      </w:r>
-      <w:r>
-        <w:rPr/>
-        <w:t xml:space="preserve"> and the</w:t>
-      </w:r>
-      <w:r>
-        <w:rPr/>
-        <w:t xml:space="preserve"> </w:t>
-      </w:r>
-      <w:r>
-        <w:rPr/>
-        <w:t>convention business.”</w:t>
-      </w:r>
-      <w:r>
-        <w:rPr/>
-        <w:t xml:space="preserve"> </w:t>
-      </w:r>
-      <w:r>
-        <w:rPr/>
-        <w:t>As former Denver journalist Sam Adams wrote in his recommendation for Kinney’s induction into the</w:t>
-      </w:r>
-      <w:r>
-        <w:rPr/>
-        <w:t xml:space="preserve"> </w:t>
-      </w:r>
-      <w:r>
-        <w:rPr/>
-        <w:t>Colorado Sports Hall of Fame, “The man has 100 hands, it seems, all having been put to great use over</w:t>
-      </w:r>
-      <w:r>
-        <w:rPr/>
-        <w:t xml:space="preserve"> </w:t>
-      </w:r>
-      <w:r>
-        <w:rPr/>
-        <w:t>the years – from playing infield at East and CU, to pointing toward new opportunities to enhance</w:t>
-      </w:r>
-      <w:r>
-        <w:rPr/>
-        <w:t xml:space="preserve"> </w:t>
-      </w:r>
-      <w:r>
-        <w:rPr/>
-        <w:t>Colorado’s presence on the national sporting scene.”</w:t>
-      </w:r>
-    </w:p>
-    <w:p>
-      <w:pPr>
-        <w:pStyle w:val="BodyText"/>
-      </w:pPr>
-    </w:p>
-    <w:p>
-      <w:pPr>
-        <w:pStyle w:val="Title"/>
-      </w:pPr>
-      <w:r>
-        <w:rPr>
-          <w:noProof w:val="0"/>
-          <w:lang w:val="en-US"/>
-        </w:rPr>
-        <w:t>Revised Biography: Roger Kinney</w:t>
-      </w:r>
-    </w:p>
-    <w:p>
+    <w:p ns2:paraId="5B201C42" ns2:textId="1EF8A889">
       <w:pPr>
         <w:pStyle w:val="Subtitle"/>
         <w:rPr/>
@@ -385,7 +15,7 @@
         <w:t>1993 Hall of Fame Inductee – Denver</w:t>
       </w:r>
     </w:p>
-    <w:p>
+    <w:p ns2:paraId="7395D075" ns2:textId="280ADA2F">
       <w:pPr>
         <w:spacing w:before="0" w:beforeAutospacing="off" w:after="0" w:afterAutospacing="off" w:line="300" w:lineRule="auto"/>
         <w:rPr>
@@ -499,7 +129,7 @@
         <w:t xml:space="preserve"> in 1964.</w:t>
       </w:r>
     </w:p>
-    <w:p>
+    <w:p ns2:paraId="57104FD9" ns2:textId="6896FE0B">
       <w:pPr>
         <w:spacing w:before="0" w:beforeAutospacing="off" w:after="0" w:afterAutospacing="off" w:line="300" w:lineRule="auto"/>
         <w:rPr>
@@ -613,7 +243,7 @@
         <w:t xml:space="preserve"> and Bob Lee, he guided the city’s successful bids to host NCAA regionals in 1985 and 1989, culminating in Denver welcoming the 1990 “Final Four.”</w:t>
       </w:r>
     </w:p>
-    <w:p>
+    <w:p ns2:paraId="5218DBC7" ns2:textId="61D45DB5">
       <w:pPr>
         <w:spacing w:before="0" w:beforeAutospacing="off" w:after="0" w:afterAutospacing="off" w:line="300" w:lineRule="auto"/>
         <w:rPr>
@@ -727,7 +357,7 @@
         <w:t>, leading the Colorado Rockies Foundation and directing community outreach programs until 2003.</w:t>
       </w:r>
     </w:p>
-    <w:p>
+    <w:p ns2:paraId="6F553802" ns2:textId="02295188">
       <w:pPr>
         <w:spacing w:before="0" w:beforeAutospacing="off" w:after="0" w:afterAutospacing="off" w:line="300" w:lineRule="auto"/>
         <w:rPr>
@@ -813,7 +443,7 @@
         <w:t xml:space="preserve"> and national visibility. As journalist Sam Adams noted, Kinney’s many contributions “pointed toward new opportunities to enhance Colorado’s presence on the national sporting scene.”</w:t>
       </w:r>
     </w:p>
-    <w:p>
+    <w:p ns2:paraId="153FAA1D" ns2:textId="2DC9022B">
       <w:pPr>
         <w:pStyle w:val="BodyText"/>
       </w:pPr>
